--- a/downloads/teacher/04 Units/Unit 07 - Capstone - Launch Career Readiness and FACS Shark Tank/Lesson 07.12 - Year Reflection and Portfolio.docx
+++ b/downloads/teacher/04 Units/Unit 07 - Capstone - Launch Career Readiness and FACS Shark Tank/Lesson 07.12 - Year Reflection and Portfolio.docx
@@ -290,23 +290,41 @@
       <w:r>
         <w:t xml:space="preserve">By the end of this lesson, students will be able to:</w:t>
       </w:r>
-      <w:r>
-        <w:t xml:space="preserve"> </w:t>
-      </w:r>
-      <w:r>
-        <w:t xml:space="preserve">1. (Low) Assemble a Career Readiness portfolio containing all six Topic 7.1 and 7.2 documents and one artifact from each of the six content units, checked against the portfolio checklist.</w:t>
-      </w:r>
-      <w:r>
-        <w:t xml:space="preserve"> </w:t>
-      </w:r>
-      <w:r>
-        <w:t xml:space="preserve">2. (Mid) For each portfolio artifact, write one line naming the skill it proves, using the skill language from that unit.</w:t>
-      </w:r>
-      <w:r>
-        <w:t xml:space="preserve"> </w:t>
-      </w:r>
-      <w:r>
-        <w:t xml:space="preserve">3. (High) Write the year reflection answering four prompts with specific evidence from the portfolio, and name one skill from this course they will use first and when.</w:t>
+    </w:p>
+    <w:p>
+      <w:pPr>
+        <w:numPr>
+          <w:ilvl w:val="0"/>
+          <w:numId w:val="1002"/>
+        </w:numPr>
+        <w:pStyle w:val="Compact"/>
+      </w:pPr>
+      <w:r>
+        <w:t xml:space="preserve">(Low) Assemble a Career Readiness portfolio containing all six Topic 7.1 and 7.2 documents and one artifact from each of the six content units, checked against the portfolio checklist.</w:t>
+      </w:r>
+    </w:p>
+    <w:p>
+      <w:pPr>
+        <w:numPr>
+          <w:ilvl w:val="0"/>
+          <w:numId w:val="1002"/>
+        </w:numPr>
+        <w:pStyle w:val="Compact"/>
+      </w:pPr>
+      <w:r>
+        <w:t xml:space="preserve">(Mid) For each portfolio artifact, write one line naming the skill it proves, using the skill language from that unit.</w:t>
+      </w:r>
+    </w:p>
+    <w:p>
+      <w:pPr>
+        <w:numPr>
+          <w:ilvl w:val="0"/>
+          <w:numId w:val="1002"/>
+        </w:numPr>
+        <w:pStyle w:val="Compact"/>
+      </w:pPr>
+      <w:r>
+        <w:t xml:space="preserve">(High) Write the year reflection answering four prompts with specific evidence from the portfolio, and name one skill from this course they will use first and when.</w:t>
       </w:r>
     </w:p>
     <w:p>
@@ -359,7 +377,7 @@
       <w:pPr>
         <w:numPr>
           <w:ilvl w:val="0"/>
-          <w:numId w:val="1002"/>
+          <w:numId w:val="1003"/>
         </w:numPr>
         <w:pStyle w:val="Compact"/>
       </w:pPr>
@@ -377,7 +395,7 @@
       <w:pPr>
         <w:numPr>
           <w:ilvl w:val="0"/>
-          <w:numId w:val="1002"/>
+          <w:numId w:val="1003"/>
         </w:numPr>
         <w:pStyle w:val="Compact"/>
       </w:pPr>
@@ -398,7 +416,7 @@
       <w:pPr>
         <w:numPr>
           <w:ilvl w:val="0"/>
-          <w:numId w:val="1002"/>
+          <w:numId w:val="1003"/>
         </w:numPr>
         <w:pStyle w:val="Compact"/>
       </w:pPr>
@@ -410,7 +428,7 @@
       <w:pPr>
         <w:numPr>
           <w:ilvl w:val="0"/>
-          <w:numId w:val="1002"/>
+          <w:numId w:val="1003"/>
         </w:numPr>
         <w:pStyle w:val="Compact"/>
       </w:pPr>
@@ -422,7 +440,7 @@
       <w:pPr>
         <w:numPr>
           <w:ilvl w:val="0"/>
-          <w:numId w:val="1002"/>
+          <w:numId w:val="1003"/>
         </w:numPr>
         <w:pStyle w:val="Compact"/>
       </w:pPr>
@@ -440,7 +458,7 @@
       <w:pPr>
         <w:numPr>
           <w:ilvl w:val="0"/>
-          <w:numId w:val="1002"/>
+          <w:numId w:val="1003"/>
         </w:numPr>
         <w:pStyle w:val="Compact"/>
       </w:pPr>
@@ -461,7 +479,7 @@
       <w:pPr>
         <w:numPr>
           <w:ilvl w:val="0"/>
-          <w:numId w:val="1002"/>
+          <w:numId w:val="1003"/>
         </w:numPr>
         <w:pStyle w:val="Compact"/>
       </w:pPr>
@@ -473,7 +491,7 @@
       <w:pPr>
         <w:numPr>
           <w:ilvl w:val="0"/>
-          <w:numId w:val="1002"/>
+          <w:numId w:val="1003"/>
         </w:numPr>
         <w:pStyle w:val="Compact"/>
       </w:pPr>
@@ -485,7 +503,7 @@
       <w:pPr>
         <w:numPr>
           <w:ilvl w:val="0"/>
-          <w:numId w:val="1002"/>
+          <w:numId w:val="1003"/>
         </w:numPr>
         <w:pStyle w:val="Compact"/>
       </w:pPr>
@@ -506,7 +524,7 @@
       <w:pPr>
         <w:numPr>
           <w:ilvl w:val="0"/>
-          <w:numId w:val="1002"/>
+          <w:numId w:val="1003"/>
         </w:numPr>
         <w:pStyle w:val="Compact"/>
       </w:pPr>
@@ -965,7 +983,7 @@
       <w:pPr>
         <w:numPr>
           <w:ilvl w:val="0"/>
-          <w:numId w:val="1003"/>
+          <w:numId w:val="1004"/>
         </w:numPr>
         <w:pStyle w:val="Compact"/>
       </w:pPr>
@@ -986,7 +1004,7 @@
       <w:pPr>
         <w:numPr>
           <w:ilvl w:val="0"/>
-          <w:numId w:val="1003"/>
+          <w:numId w:val="1004"/>
         </w:numPr>
         <w:pStyle w:val="Compact"/>
       </w:pPr>
@@ -1007,7 +1025,7 @@
       <w:pPr>
         <w:numPr>
           <w:ilvl w:val="0"/>
-          <w:numId w:val="1003"/>
+          <w:numId w:val="1004"/>
         </w:numPr>
         <w:pStyle w:val="Compact"/>
       </w:pPr>
@@ -1028,7 +1046,7 @@
       <w:pPr>
         <w:numPr>
           <w:ilvl w:val="0"/>
-          <w:numId w:val="1003"/>
+          <w:numId w:val="1004"/>
         </w:numPr>
         <w:pStyle w:val="Compact"/>
       </w:pPr>
@@ -1103,17 +1121,29 @@
       <w:r>
         <w:t xml:space="preserve">Monitor understanding:</w:t>
       </w:r>
-      <w:r>
-        <w:t xml:space="preserve"> </w:t>
-      </w:r>
-      <w:r>
-        <w:t xml:space="preserve">- Which unit is this artifact from? What does it prove?</w:t>
-      </w:r>
-      <w:r>
-        <w:t xml:space="preserve"> </w:t>
-      </w:r>
-      <w:r>
-        <w:t xml:space="preserve">- You wrote</w:t>
+    </w:p>
+    <w:p>
+      <w:pPr>
+        <w:numPr>
+          <w:ilvl w:val="0"/>
+          <w:numId w:val="1005"/>
+        </w:numPr>
+        <w:pStyle w:val="Compact"/>
+      </w:pPr>
+      <w:r>
+        <w:t xml:space="preserve">Which unit is this artifact from? What does it prove?</w:t>
+      </w:r>
+    </w:p>
+    <w:p>
+      <w:pPr>
+        <w:numPr>
+          <w:ilvl w:val="0"/>
+          <w:numId w:val="1005"/>
+        </w:numPr>
+        <w:pStyle w:val="Compact"/>
+      </w:pPr>
+      <w:r>
+        <w:t xml:space="preserve">You wrote</w:t>
       </w:r>
       <w:r>
         <w:t xml:space="preserve"> </w:t>
@@ -1133,17 +1163,229 @@
       <w:r>
         <w:t xml:space="preserve">What can you cook, for how many, in how long?</w:t>
       </w:r>
-      <w:r>
-        <w:t xml:space="preserve"> </w:t>
-      </w:r>
-      <w:r>
-        <w:t xml:space="preserve">- Your folder has six units in it. Which one is missing?</w:t>
-      </w:r>
-      <w:r>
-        <w:t xml:space="preserve"> </w:t>
-      </w:r>
-      <w:r>
-        <w:t xml:space="preserve">- Which of the twelve items would you show an employer first?</w:t>
+    </w:p>
+    <w:p>
+      <w:pPr>
+        <w:numPr>
+          <w:ilvl w:val="0"/>
+          <w:numId w:val="1005"/>
+        </w:numPr>
+        <w:pStyle w:val="Compact"/>
+      </w:pPr>
+      <w:r>
+        <w:t xml:space="preserve">Your folder has six units in it. Which one is missing?</w:t>
+      </w:r>
+    </w:p>
+    <w:p>
+      <w:pPr>
+        <w:numPr>
+          <w:ilvl w:val="0"/>
+          <w:numId w:val="1005"/>
+        </w:numPr>
+        <w:pStyle w:val="Compact"/>
+      </w:pPr>
+      <w:r>
+        <w:t xml:space="preserve">Which of the twelve items would you show an employer first?</w:t>
+      </w:r>
+    </w:p>
+    <w:p>
+      <w:pPr>
+        <w:pStyle w:val="FirstParagraph"/>
+      </w:pPr>
+      <w:r>
+        <w:t xml:space="preserve">Deepen learning:</w:t>
+      </w:r>
+    </w:p>
+    <w:p>
+      <w:pPr>
+        <w:numPr>
+          <w:ilvl w:val="0"/>
+          <w:numId w:val="1006"/>
+        </w:numPr>
+        <w:pStyle w:val="Compact"/>
+      </w:pPr>
+      <w:r>
+        <w:t xml:space="preserve">You said the hardest thing was the interview. Was it hard because of the questions or because people were watching? Which one can you practice?</w:t>
+      </w:r>
+    </w:p>
+    <w:p>
+      <w:pPr>
+        <w:numPr>
+          <w:ilvl w:val="0"/>
+          <w:numId w:val="1006"/>
+        </w:numPr>
+        <w:pStyle w:val="Compact"/>
+      </w:pPr>
+      <w:r>
+        <w:t xml:space="preserve">Two people picked the same artifact and wrote different proof lines. Who is right?</w:t>
+      </w:r>
+    </w:p>
+    <w:p>
+      <w:pPr>
+        <w:numPr>
+          <w:ilvl w:val="0"/>
+          <w:numId w:val="1006"/>
+        </w:numPr>
+        <w:pStyle w:val="Compact"/>
+      </w:pPr>
+      <w:r>
+        <w:t xml:space="preserve">The skill you say you will use first is not from the unit you liked most. Why that one?</w:t>
+      </w:r>
+    </w:p>
+    <w:p>
+      <w:pPr>
+        <w:numPr>
+          <w:ilvl w:val="0"/>
+          <w:numId w:val="1006"/>
+        </w:numPr>
+        <w:pStyle w:val="Compact"/>
+      </w:pPr>
+      <w:r>
+        <w:t xml:space="preserve">A year from now, which one of these twelve pieces of paper will still matter? Make the case.</w:t>
+      </w:r>
+    </w:p>
+    <w:p>
+      <w:pPr>
+        <w:numPr>
+          <w:ilvl w:val="0"/>
+          <w:numId w:val="1006"/>
+        </w:numPr>
+        <w:pStyle w:val="Compact"/>
+      </w:pPr>
+      <w:r>
+        <w:t xml:space="preserve">What is in this folder that you would not have believed in September that you could do?</w:t>
+      </w:r>
+    </w:p>
+    <w:p>
+      <w:pPr>
+        <w:pStyle w:val="Heading2"/>
+      </w:pPr>
+      <w:bookmarkStart w:id="31" w:name="check-for-understanding"/>
+      <w:r>
+        <w:t xml:space="preserve">Check for understanding</w:t>
+      </w:r>
+      <w:bookmarkEnd w:id="31"/>
+    </w:p>
+    <w:p>
+      <w:pPr>
+        <w:pStyle w:val="FirstParagraph"/>
+      </w:pPr>
+      <w:r>
+        <w:t xml:space="preserve">The twelve-item checklist, signed by the student and initialed by the teacher at the door as the folder goes home. A complete checklist with twelve proof lines is the</w:t>
+      </w:r>
+      <w:r>
+        <w:t xml:space="preserve"> </w:t>
+      </w:r>
+      <w:r>
+        <w:t xml:space="preserve">“</w:t>
+      </w:r>
+      <w:r>
+        <w:t xml:space="preserve">got it.</w:t>
+      </w:r>
+      <w:r>
+        <w:t xml:space="preserve">”</w:t>
+      </w:r>
+      <w:r>
+        <w:t xml:space="preserve"> </w:t>
+      </w:r>
+      <w:r>
+        <w:t xml:space="preserve">Read the fourth reflection answer over shoulders during Step 3: a</w:t>
+      </w:r>
+      <w:r>
+        <w:t xml:space="preserve"> </w:t>
+      </w:r>
+      <w:r>
+        <w:t xml:space="preserve">“</w:t>
+      </w:r>
+      <w:r>
+        <w:t xml:space="preserve">got it</w:t>
+      </w:r>
+      <w:r>
+        <w:t xml:space="preserve">”</w:t>
+      </w:r>
+      <w:r>
+        <w:t xml:space="preserve"> </w:t>
+      </w:r>
+      <w:r>
+        <w:t xml:space="preserve">answer names a month, a week, or a situation (</w:t>
+      </w:r>
+      <w:r>
+        <w:t xml:space="preserve">“</w:t>
+      </w:r>
+      <w:r>
+        <w:t xml:space="preserve">in July when I ask about the summer job at the deli I will use the three-part answer</w:t>
+      </w:r>
+      <w:r>
+        <w:t xml:space="preserve">”</w:t>
+      </w:r>
+      <w:r>
+        <w:t xml:space="preserve">). A</w:t>
+      </w:r>
+      <w:r>
+        <w:t xml:space="preserve"> </w:t>
+      </w:r>
+      <w:r>
+        <w:t xml:space="preserve">“</w:t>
+      </w:r>
+      <w:r>
+        <w:t xml:space="preserve">needs more</w:t>
+      </w:r>
+      <w:r>
+        <w:t xml:space="preserve">”</w:t>
+      </w:r>
+      <w:r>
+        <w:t xml:space="preserve"> </w:t>
+      </w:r>
+      <w:r>
+        <w:t xml:space="preserve">answer says</w:t>
+      </w:r>
+      <w:r>
+        <w:t xml:space="preserve"> </w:t>
+      </w:r>
+      <w:r>
+        <w:t xml:space="preserve">“</w:t>
+      </w:r>
+      <w:r>
+        <w:t xml:space="preserve">in the future,</w:t>
+      </w:r>
+      <w:r>
+        <w:t xml:space="preserve">”</w:t>
+      </w:r>
+      <w:r>
+        <w:t xml:space="preserve"> </w:t>
+      </w:r>
+      <w:r>
+        <w:t xml:space="preserve">and one question fixes it:</w:t>
+      </w:r>
+      <w:r>
+        <w:t xml:space="preserve"> </w:t>
+      </w:r>
+      <w:r>
+        <w:t xml:space="preserve">“</w:t>
+      </w:r>
+      <w:r>
+        <w:t xml:space="preserve">When? Give me a month.</w:t>
+      </w:r>
+      <w:r>
+        <w:t xml:space="preserve">”</w:t>
+      </w:r>
+    </w:p>
+    <w:p>
+      <w:pPr>
+        <w:pStyle w:val="Heading2"/>
+      </w:pPr>
+      <w:bookmarkStart w:id="32" w:name="closure-inside-step-4-6-min"/>
+      <w:r>
+        <w:t xml:space="preserve">Closure (inside Step 4, 6 min)</w:t>
+      </w:r>
+      <w:bookmarkEnd w:id="32"/>
+    </w:p>
+    <w:p>
+      <w:pPr>
+        <w:pStyle w:val="FirstParagraph"/>
+      </w:pPr>
+      <w:r>
+        <w:t xml:space="preserve">The closing round is the closure and it is the end of the course. One sentence each, standing, no comment, pass allowed. The teacher goes last and says two things: one specific true thing about the class as a whole, and the line that ends the year:</w:t>
       </w:r>
     </w:p>
     <w:p>
@@ -1151,346 +1393,176 @@
         <w:pStyle w:val="BodyText"/>
       </w:pPr>
       <w:r>
-        <w:t xml:space="preserve">Deepen learning:</w:t>
-      </w:r>
-      <w:r>
-        <w:t xml:space="preserve"> </w:t>
-      </w:r>
-      <w:r>
-        <w:t xml:space="preserve">- You said the hardest thing was the interview. Was it hard because of the questions or because people were watching? Which one can you practice?</w:t>
-      </w:r>
-      <w:r>
-        <w:t xml:space="preserve"> </w:t>
-      </w:r>
-      <w:r>
-        <w:t xml:space="preserve">- Two people picked the same artifact and wrote different proof lines. Who is right?</w:t>
-      </w:r>
-      <w:r>
-        <w:t xml:space="preserve"> </w:t>
-      </w:r>
-      <w:r>
-        <w:t xml:space="preserve">- The skill you say you will use first is not from the unit you liked most. Why that one?</w:t>
-      </w:r>
-      <w:r>
-        <w:t xml:space="preserve"> </w:t>
-      </w:r>
-      <w:r>
-        <w:t xml:space="preserve">- A year from now, which one of these twelve pieces of paper will still matter? Make the case.</w:t>
-      </w:r>
-      <w:r>
-        <w:t xml:space="preserve"> </w:t>
-      </w:r>
-      <w:r>
-        <w:t xml:space="preserve">- What is in this folder that you would not have believed in September that you could do?</w:t>
+        <w:t xml:space="preserve">“</w:t>
+      </w:r>
+      <w:r>
+        <w:t xml:space="preserve">Everything in that folder you did. Not me. I set the room up and I set the clock and I asked the questions. You cooked, you sewed, you measured, you costed it, you stood up in front of four adults and said a price out loud. Take the folder home. When somebody asks you what you can do, do not tell them. Open it.</w:t>
+      </w:r>
+      <w:r>
+        <w:t xml:space="preserve">”</w:t>
       </w:r>
     </w:p>
     <w:p>
       <w:pPr>
         <w:pStyle w:val="Heading2"/>
       </w:pPr>
-      <w:bookmarkStart w:id="31" w:name="check-for-understanding"/>
-      <w:r>
-        <w:t xml:space="preserve">Check for understanding</w:t>
-      </w:r>
-      <w:bookmarkEnd w:id="31"/>
-    </w:p>
-    <w:p>
-      <w:pPr>
-        <w:pStyle w:val="FirstParagraph"/>
-      </w:pPr>
-      <w:r>
-        <w:t xml:space="preserve">The twelve-item checklist, signed by the student and initialed by the teacher at the door as the folder goes home. A complete checklist with twelve proof lines is the</w:t>
-      </w:r>
-      <w:r>
-        <w:t xml:space="preserve"> </w:t>
-      </w:r>
-      <w:r>
-        <w:t xml:space="preserve">“</w:t>
-      </w:r>
-      <w:r>
-        <w:t xml:space="preserve">got it.</w:t>
-      </w:r>
-      <w:r>
-        <w:t xml:space="preserve">”</w:t>
-      </w:r>
-      <w:r>
-        <w:t xml:space="preserve"> </w:t>
-      </w:r>
-      <w:r>
-        <w:t xml:space="preserve">Read the fourth reflection answer over shoulders during Step 3: a</w:t>
-      </w:r>
-      <w:r>
-        <w:t xml:space="preserve"> </w:t>
-      </w:r>
-      <w:r>
-        <w:t xml:space="preserve">“</w:t>
-      </w:r>
-      <w:r>
-        <w:t xml:space="preserve">got it</w:t>
-      </w:r>
-      <w:r>
-        <w:t xml:space="preserve">”</w:t>
-      </w:r>
-      <w:r>
-        <w:t xml:space="preserve"> </w:t>
-      </w:r>
-      <w:r>
-        <w:t xml:space="preserve">answer names a month, a week, or a situation (</w:t>
-      </w:r>
-      <w:r>
-        <w:t xml:space="preserve">“</w:t>
-      </w:r>
-      <w:r>
-        <w:t xml:space="preserve">in July when I ask about the summer job at the deli I will use the three-part answer</w:t>
-      </w:r>
-      <w:r>
-        <w:t xml:space="preserve">”</w:t>
-      </w:r>
-      <w:r>
-        <w:t xml:space="preserve">). A</w:t>
-      </w:r>
-      <w:r>
-        <w:t xml:space="preserve"> </w:t>
-      </w:r>
-      <w:r>
-        <w:t xml:space="preserve">“</w:t>
-      </w:r>
-      <w:r>
-        <w:t xml:space="preserve">needs more</w:t>
-      </w:r>
-      <w:r>
-        <w:t xml:space="preserve">”</w:t>
-      </w:r>
-      <w:r>
-        <w:t xml:space="preserve"> </w:t>
-      </w:r>
-      <w:r>
-        <w:t xml:space="preserve">answer says</w:t>
-      </w:r>
-      <w:r>
-        <w:t xml:space="preserve"> </w:t>
-      </w:r>
-      <w:r>
-        <w:t xml:space="preserve">“</w:t>
-      </w:r>
-      <w:r>
-        <w:t xml:space="preserve">in the future,</w:t>
-      </w:r>
-      <w:r>
-        <w:t xml:space="preserve">”</w:t>
-      </w:r>
-      <w:r>
-        <w:t xml:space="preserve"> </w:t>
-      </w:r>
-      <w:r>
-        <w:t xml:space="preserve">and one question fixes it:</w:t>
-      </w:r>
-      <w:r>
-        <w:t xml:space="preserve"> </w:t>
-      </w:r>
-      <w:r>
-        <w:t xml:space="preserve">“</w:t>
-      </w:r>
-      <w:r>
-        <w:t xml:space="preserve">When? Give me a month.</w:t>
-      </w:r>
-      <w:r>
-        <w:t xml:space="preserve">”</w:t>
+      <w:bookmarkStart w:id="33" w:name="what-sal-should-do-with-the-portfolios"/>
+      <w:r>
+        <w:t xml:space="preserve">What Sal should do with the portfolios</w:t>
+      </w:r>
+      <w:bookmarkEnd w:id="33"/>
+    </w:p>
+    <w:p>
+      <w:pPr>
+        <w:numPr>
+          <w:ilvl w:val="0"/>
+          <w:numId w:val="1007"/>
+        </w:numPr>
+        <w:pStyle w:val="Compact"/>
+      </w:pPr>
+      <w:r>
+        <w:rPr>
+          <w:b/>
+        </w:rPr>
+        <w:t xml:space="preserve">The folder goes home with the student.</w:t>
+      </w:r>
+      <w:r>
+        <w:t xml:space="preserve"> </w:t>
+      </w:r>
+      <w:r>
+        <w:t xml:space="preserve">Not into a file cabinet. This is the one thing from the year that has a use outside the building and it has no use in a cabinet.</w:t>
+      </w:r>
+    </w:p>
+    <w:p>
+      <w:pPr>
+        <w:numPr>
+          <w:ilvl w:val="0"/>
+          <w:numId w:val="1007"/>
+        </w:numPr>
+        <w:pStyle w:val="Compact"/>
+      </w:pPr>
+      <w:r>
+        <w:rPr>
+          <w:b/>
+        </w:rPr>
+        <w:t xml:space="preserve">Photocopy or photograph three pages per student before it leaves:</w:t>
+      </w:r>
+      <w:r>
+        <w:t xml:space="preserve"> </w:t>
+      </w:r>
+      <w:r>
+        <w:t xml:space="preserve">the resume, the year reflection, and the portfolio checklist with the twelve proof lines. Those three pages are the program’s evidence, they take about four minutes a class to photograph with a phone against a wall, and they are what you show a principal, a department review, or an accreditation visit.</w:t>
+      </w:r>
+      <w:r>
+        <w:t xml:space="preserve"> </w:t>
+      </w:r>
+      <w:r>
+        <w:rPr>
+          <w:rStyle w:val="TeacherNote"/>
+        </w:rPr>
+        <w:t xml:space="preserve">[Sal: name where these live. A folder per year on your own drive, not the school’s, so you keep it when you move.]</w:t>
+      </w:r>
+    </w:p>
+    <w:p>
+      <w:pPr>
+        <w:numPr>
+          <w:ilvl w:val="0"/>
+          <w:numId w:val="1007"/>
+        </w:numPr>
+        <w:pStyle w:val="Compact"/>
+      </w:pPr>
+      <w:r>
+        <w:rPr>
+          <w:b/>
+        </w:rPr>
+        <w:t xml:space="preserve">Keep nothing with a student’s name on it on the website, ever.</w:t>
+      </w:r>
+      <w:r>
+        <w:t xml:space="preserve"> </w:t>
+      </w:r>
+      <w:r>
+        <w:t xml:space="preserve">The site shows the templates, the rubric, and the checklist. It does not show student work, student names, or student photographs. If you want to show a resume on the site, show the fictional worked example from</w:t>
+      </w:r>
+      <w:r>
+        <w:t xml:space="preserve"> </w:t>
+      </w:r>
+      <w:r>
+        <w:rPr>
+          <w:rStyle w:val="VerbatimChar"/>
+        </w:rPr>
+        <w:t xml:space="preserve">Handout 07.02</w:t>
+      </w:r>
+      <w:r>
+        <w:t xml:space="preserve">.</w:t>
+      </w:r>
+    </w:p>
+    <w:p>
+      <w:pPr>
+        <w:numPr>
+          <w:ilvl w:val="0"/>
+          <w:numId w:val="1007"/>
+        </w:numPr>
+        <w:pStyle w:val="Compact"/>
+      </w:pPr>
+      <w:r>
+        <w:rPr>
+          <w:b/>
+        </w:rPr>
+        <w:t xml:space="preserve">Type the fifth-prompt sentences over the summer, with permission and no names, and post them in September.</w:t>
+      </w:r>
+      <w:r>
+        <w:t xml:space="preserve"> </w:t>
+      </w:r>
+      <w:r>
+        <w:t xml:space="preserve">A sixth grader reading twenty anonymous sentences from last year’s class on the first day is worth more than any syllabus.</w:t>
+      </w:r>
+    </w:p>
+    <w:p>
+      <w:pPr>
+        <w:numPr>
+          <w:ilvl w:val="0"/>
+          <w:numId w:val="1007"/>
+        </w:numPr>
+        <w:pStyle w:val="Compact"/>
+      </w:pPr>
+      <w:r>
+        <w:rPr>
+          <w:b/>
+        </w:rPr>
+        <w:t xml:space="preserve">Pull five reflections at random and read them in August before you plan next year.</w:t>
+      </w:r>
+      <w:r>
+        <w:t xml:space="preserve"> </w:t>
+      </w:r>
+      <w:r>
+        <w:t xml:space="preserve">Reflection answer 2, the hardest thing, is the best free curriculum feedback you will ever get, and it will tell you which lesson to rebuild.</w:t>
+      </w:r>
+    </w:p>
+    <w:p>
+      <w:pPr>
+        <w:numPr>
+          <w:ilvl w:val="0"/>
+          <w:numId w:val="1007"/>
+        </w:numPr>
+        <w:pStyle w:val="Compact"/>
+      </w:pPr>
+      <w:r>
+        <w:rPr>
+          <w:b/>
+        </w:rPr>
+        <w:t xml:space="preserve">The resume copies are the thing to offer in July.</w:t>
+      </w:r>
+      <w:r>
+        <w:t xml:space="preserve"> </w:t>
+      </w:r>
+      <w:r>
+        <w:t xml:space="preserve">Students who apply for a summer job in July will have lost the folder. A teacher who can email a student a copy of their own resume in July is doing something almost nobody does.</w:t>
       </w:r>
     </w:p>
     <w:p>
       <w:pPr>
         <w:pStyle w:val="Heading2"/>
       </w:pPr>
-      <w:bookmarkStart w:id="32" w:name="closure-inside-step-4-6-min"/>
-      <w:r>
-        <w:t xml:space="preserve">Closure (inside Step 4, 6 min)</w:t>
-      </w:r>
-      <w:bookmarkEnd w:id="32"/>
-    </w:p>
-    <w:p>
-      <w:pPr>
-        <w:pStyle w:val="FirstParagraph"/>
-      </w:pPr>
-      <w:r>
-        <w:t xml:space="preserve">The closing round is the closure and it is the end of the course. One sentence each, standing, no comment, pass allowed. The teacher goes last and says two things: one specific true thing about the class as a whole, and the line that ends the year:</w:t>
-      </w:r>
-    </w:p>
-    <w:p>
-      <w:pPr>
-        <w:pStyle w:val="BodyText"/>
-      </w:pPr>
-      <w:r>
-        <w:t xml:space="preserve">“</w:t>
-      </w:r>
-      <w:r>
-        <w:t xml:space="preserve">Everything in that folder you did. Not me. I set the room up and I set the clock and I asked the questions. You cooked, you sewed, you measured, you costed it, you stood up in front of four adults and said a price out loud. Take the folder home. When somebody asks you what you can do, do not tell them. Open it.</w:t>
-      </w:r>
-      <w:r>
-        <w:t xml:space="preserve">”</w:t>
-      </w:r>
-    </w:p>
-    <w:p>
-      <w:pPr>
-        <w:pStyle w:val="Heading2"/>
-      </w:pPr>
-      <w:bookmarkStart w:id="33" w:name="what-sal-should-do-with-the-portfolios"/>
-      <w:r>
-        <w:t xml:space="preserve">What Sal should do with the portfolios</w:t>
-      </w:r>
-      <w:bookmarkEnd w:id="33"/>
-    </w:p>
-    <w:p>
-      <w:pPr>
-        <w:numPr>
-          <w:ilvl w:val="0"/>
-          <w:numId w:val="1004"/>
-        </w:numPr>
-        <w:pStyle w:val="Compact"/>
-      </w:pPr>
-      <w:r>
-        <w:rPr>
-          <w:b/>
-        </w:rPr>
-        <w:t xml:space="preserve">The folder goes home with the student.</w:t>
-      </w:r>
-      <w:r>
-        <w:t xml:space="preserve"> </w:t>
-      </w:r>
-      <w:r>
-        <w:t xml:space="preserve">Not into a file cabinet. This is the one thing from the year that has a use outside the building and it has no use in a cabinet.</w:t>
-      </w:r>
-    </w:p>
-    <w:p>
-      <w:pPr>
-        <w:numPr>
-          <w:ilvl w:val="0"/>
-          <w:numId w:val="1004"/>
-        </w:numPr>
-        <w:pStyle w:val="Compact"/>
-      </w:pPr>
-      <w:r>
-        <w:rPr>
-          <w:b/>
-        </w:rPr>
-        <w:t xml:space="preserve">Photocopy or photograph three pages per student before it leaves:</w:t>
-      </w:r>
-      <w:r>
-        <w:t xml:space="preserve"> </w:t>
-      </w:r>
-      <w:r>
-        <w:t xml:space="preserve">the resume, the year reflection, and the portfolio checklist with the twelve proof lines. Those three pages are the program’s evidence, they take about four minutes a class to photograph with a phone against a wall, and they are what you show a principal, a department review, or an accreditation visit.</w:t>
-      </w:r>
-      <w:r>
-        <w:t xml:space="preserve"> </w:t>
-      </w:r>
-      <w:r>
-        <w:rPr>
-          <w:rStyle w:val="TeacherNote"/>
-        </w:rPr>
-        <w:t xml:space="preserve">[Sal: name where these live. A folder per year on your own drive, not the school’s, so you keep it when you move.]</w:t>
-      </w:r>
-    </w:p>
-    <w:p>
-      <w:pPr>
-        <w:numPr>
-          <w:ilvl w:val="0"/>
-          <w:numId w:val="1004"/>
-        </w:numPr>
-        <w:pStyle w:val="Compact"/>
-      </w:pPr>
-      <w:r>
-        <w:rPr>
-          <w:b/>
-        </w:rPr>
-        <w:t xml:space="preserve">Keep nothing with a student’s name on it on the website, ever.</w:t>
-      </w:r>
-      <w:r>
-        <w:t xml:space="preserve"> </w:t>
-      </w:r>
-      <w:r>
-        <w:t xml:space="preserve">The site shows the templates, the rubric, and the checklist. It does not show student work, student names, or student photographs. If you want to show a resume on the site, show the fictional worked example from</w:t>
-      </w:r>
-      <w:r>
-        <w:t xml:space="preserve"> </w:t>
-      </w:r>
-      <w:r>
-        <w:rPr>
-          <w:rStyle w:val="VerbatimChar"/>
-        </w:rPr>
-        <w:t xml:space="preserve">Handout 07.02</w:t>
-      </w:r>
-      <w:r>
-        <w:t xml:space="preserve">.</w:t>
-      </w:r>
-    </w:p>
-    <w:p>
-      <w:pPr>
-        <w:numPr>
-          <w:ilvl w:val="0"/>
-          <w:numId w:val="1004"/>
-        </w:numPr>
-        <w:pStyle w:val="Compact"/>
-      </w:pPr>
-      <w:r>
-        <w:rPr>
-          <w:b/>
-        </w:rPr>
-        <w:t xml:space="preserve">Type the fifth-prompt sentences over the summer, with permission and no names, and post them in September.</w:t>
-      </w:r>
-      <w:r>
-        <w:t xml:space="preserve"> </w:t>
-      </w:r>
-      <w:r>
-        <w:t xml:space="preserve">A sixth grader reading twenty anonymous sentences from last year’s class on the first day is worth more than any syllabus.</w:t>
-      </w:r>
-    </w:p>
-    <w:p>
-      <w:pPr>
-        <w:numPr>
-          <w:ilvl w:val="0"/>
-          <w:numId w:val="1004"/>
-        </w:numPr>
-        <w:pStyle w:val="Compact"/>
-      </w:pPr>
-      <w:r>
-        <w:rPr>
-          <w:b/>
-        </w:rPr>
-        <w:t xml:space="preserve">Pull five reflections at random and read them in August before you plan next year.</w:t>
-      </w:r>
-      <w:r>
-        <w:t xml:space="preserve"> </w:t>
-      </w:r>
-      <w:r>
-        <w:t xml:space="preserve">Reflection answer 2, the hardest thing, is the best free curriculum feedback you will ever get, and it will tell you which lesson to rebuild.</w:t>
-      </w:r>
-    </w:p>
-    <w:p>
-      <w:pPr>
-        <w:numPr>
-          <w:ilvl w:val="0"/>
-          <w:numId w:val="1004"/>
-        </w:numPr>
-        <w:pStyle w:val="Compact"/>
-      </w:pPr>
-      <w:r>
-        <w:rPr>
-          <w:b/>
-        </w:rPr>
-        <w:t xml:space="preserve">The resume copies are the thing to offer in July.</w:t>
-      </w:r>
-      <w:r>
-        <w:t xml:space="preserve"> </w:t>
-      </w:r>
-      <w:r>
-        <w:t xml:space="preserve">Students who apply for a summer job in July will have lost the folder. A teacher who can email a student a copy of their own resume in July is doing something almost nobody does.</w:t>
-      </w:r>
-    </w:p>
-    <w:p>
-      <w:pPr>
-        <w:pStyle w:val="Heading2"/>
-      </w:pPr>
       <w:bookmarkStart w:id="34" w:name="differentiation-and-supports"/>
       <w:r>
         <w:t xml:space="preserve">Differentiation and supports</w:t>
@@ -1501,7 +1573,7 @@
       <w:pPr>
         <w:numPr>
           <w:ilvl w:val="0"/>
-          <w:numId w:val="1005"/>
+          <w:numId w:val="1008"/>
         </w:numPr>
         <w:pStyle w:val="Compact"/>
       </w:pPr>
@@ -1618,7 +1690,7 @@
       <w:pPr>
         <w:numPr>
           <w:ilvl w:val="0"/>
-          <w:numId w:val="1005"/>
+          <w:numId w:val="1008"/>
         </w:numPr>
         <w:pStyle w:val="Compact"/>
       </w:pPr>
@@ -1630,7 +1702,7 @@
       <w:pPr>
         <w:numPr>
           <w:ilvl w:val="0"/>
-          <w:numId w:val="1005"/>
+          <w:numId w:val="1008"/>
         </w:numPr>
         <w:pStyle w:val="Compact"/>
       </w:pPr>
@@ -1642,7 +1714,7 @@
       <w:pPr>
         <w:numPr>
           <w:ilvl w:val="0"/>
-          <w:numId w:val="1005"/>
+          <w:numId w:val="1008"/>
         </w:numPr>
         <w:pStyle w:val="Compact"/>
       </w:pPr>
@@ -1654,7 +1726,7 @@
       <w:pPr>
         <w:numPr>
           <w:ilvl w:val="0"/>
-          <w:numId w:val="1005"/>
+          <w:numId w:val="1008"/>
         </w:numPr>
         <w:pStyle w:val="Compact"/>
       </w:pPr>
@@ -1666,7 +1738,7 @@
       <w:pPr>
         <w:numPr>
           <w:ilvl w:val="0"/>
-          <w:numId w:val="1005"/>
+          <w:numId w:val="1008"/>
         </w:numPr>
         <w:pStyle w:val="Compact"/>
       </w:pPr>
@@ -1996,7 +2068,7 @@
       <w:pPr>
         <w:numPr>
           <w:ilvl w:val="0"/>
-          <w:numId w:val="1006"/>
+          <w:numId w:val="1009"/>
         </w:numPr>
         <w:pStyle w:val="Compact"/>
       </w:pPr>
@@ -2008,7 +2080,7 @@
       <w:pPr>
         <w:numPr>
           <w:ilvl w:val="0"/>
-          <w:numId w:val="1006"/>
+          <w:numId w:val="1009"/>
         </w:numPr>
         <w:pStyle w:val="Compact"/>
       </w:pPr>
@@ -2020,7 +2092,7 @@
       <w:pPr>
         <w:numPr>
           <w:ilvl w:val="0"/>
-          <w:numId w:val="1006"/>
+          <w:numId w:val="1009"/>
         </w:numPr>
         <w:pStyle w:val="Compact"/>
       </w:pPr>
@@ -2053,7 +2125,7 @@
       <w:pPr>
         <w:numPr>
           <w:ilvl w:val="0"/>
-          <w:numId w:val="1006"/>
+          <w:numId w:val="1009"/>
         </w:numPr>
         <w:pStyle w:val="Compact"/>
       </w:pPr>
@@ -2065,7 +2137,7 @@
       <w:pPr>
         <w:numPr>
           <w:ilvl w:val="0"/>
-          <w:numId w:val="1006"/>
+          <w:numId w:val="1009"/>
         </w:numPr>
         <w:pStyle w:val="Compact"/>
       </w:pPr>
@@ -2113,7 +2185,7 @@
       <w:pPr>
         <w:numPr>
           <w:ilvl w:val="0"/>
-          <w:numId w:val="1006"/>
+          <w:numId w:val="1009"/>
         </w:numPr>
         <w:pStyle w:val="Compact"/>
       </w:pPr>
@@ -2156,7 +2228,7 @@
       <w:pPr>
         <w:numPr>
           <w:ilvl w:val="0"/>
-          <w:numId w:val="1007"/>
+          <w:numId w:val="1010"/>
         </w:numPr>
         <w:pStyle w:val="Compact"/>
       </w:pPr>
@@ -2168,7 +2240,7 @@
       <w:pPr>
         <w:numPr>
           <w:ilvl w:val="0"/>
-          <w:numId w:val="1007"/>
+          <w:numId w:val="1010"/>
         </w:numPr>
         <w:pStyle w:val="Compact"/>
       </w:pPr>
@@ -2180,7 +2252,7 @@
       <w:pPr>
         <w:numPr>
           <w:ilvl w:val="0"/>
-          <w:numId w:val="1007"/>
+          <w:numId w:val="1010"/>
         </w:numPr>
         <w:pStyle w:val="Compact"/>
       </w:pPr>
@@ -2240,7 +2312,7 @@
       <w:pPr>
         <w:numPr>
           <w:ilvl w:val="0"/>
-          <w:numId w:val="1007"/>
+          <w:numId w:val="1010"/>
         </w:numPr>
         <w:pStyle w:val="Compact"/>
       </w:pPr>
@@ -2270,7 +2342,7 @@
       <w:pPr>
         <w:numPr>
           <w:ilvl w:val="0"/>
-          <w:numId w:val="1007"/>
+          <w:numId w:val="1010"/>
         </w:numPr>
         <w:pStyle w:val="Compact"/>
       </w:pPr>
@@ -2282,7 +2354,7 @@
       <w:pPr>
         <w:numPr>
           <w:ilvl w:val="0"/>
-          <w:numId w:val="1007"/>
+          <w:numId w:val="1010"/>
         </w:numPr>
         <w:pStyle w:val="Compact"/>
       </w:pPr>
@@ -2312,7 +2384,7 @@
       <w:pPr>
         <w:numPr>
           <w:ilvl w:val="0"/>
-          <w:numId w:val="1007"/>
+          <w:numId w:val="1010"/>
         </w:numPr>
         <w:pStyle w:val="Compact"/>
       </w:pPr>
@@ -2324,7 +2396,7 @@
       <w:pPr>
         <w:numPr>
           <w:ilvl w:val="0"/>
-          <w:numId w:val="1007"/>
+          <w:numId w:val="1010"/>
         </w:numPr>
         <w:pStyle w:val="Compact"/>
       </w:pPr>
@@ -2339,7 +2411,7 @@
       <w:pPr>
         <w:numPr>
           <w:ilvl w:val="0"/>
-          <w:numId w:val="1007"/>
+          <w:numId w:val="1010"/>
         </w:numPr>
         <w:pStyle w:val="Compact"/>
       </w:pPr>
@@ -2754,9 +2826,6 @@
     <w:abstractNumId w:val="991"/>
   </w:num>
   <w:num w:numId="1002">
-    <w:abstractNumId w:val="991"/>
-  </w:num>
-  <w:num w:numId="1003">
     <w:abstractNumId w:val="99411"/>
     <w:lvlOverride w:ilvl="0">
       <w:startOverride w:val="1"/>
@@ -2786,8 +2855,38 @@
       <w:startOverride w:val="1"/>
     </w:lvlOverride>
   </w:num>
+  <w:num w:numId="1003">
+    <w:abstractNumId w:val="991"/>
+  </w:num>
   <w:num w:numId="1004">
-    <w:abstractNumId w:val="991"/>
+    <w:abstractNumId w:val="99411"/>
+    <w:lvlOverride w:ilvl="0">
+      <w:startOverride w:val="1"/>
+    </w:lvlOverride>
+    <w:lvlOverride w:ilvl="1">
+      <w:startOverride w:val="1"/>
+    </w:lvlOverride>
+    <w:lvlOverride w:ilvl="2">
+      <w:startOverride w:val="1"/>
+    </w:lvlOverride>
+    <w:lvlOverride w:ilvl="3">
+      <w:startOverride w:val="1"/>
+    </w:lvlOverride>
+    <w:lvlOverride w:ilvl="4">
+      <w:startOverride w:val="1"/>
+    </w:lvlOverride>
+    <w:lvlOverride w:ilvl="5">
+      <w:startOverride w:val="1"/>
+    </w:lvlOverride>
+    <w:lvlOverride w:ilvl="6">
+      <w:startOverride w:val="1"/>
+    </w:lvlOverride>
+    <w:lvlOverride w:ilvl="7">
+      <w:startOverride w:val="1"/>
+    </w:lvlOverride>
+    <w:lvlOverride w:ilvl="8">
+      <w:startOverride w:val="1"/>
+    </w:lvlOverride>
   </w:num>
   <w:num w:numId="1005">
     <w:abstractNumId w:val="991"/>
@@ -2796,6 +2895,15 @@
     <w:abstractNumId w:val="991"/>
   </w:num>
   <w:num w:numId="1007">
+    <w:abstractNumId w:val="991"/>
+  </w:num>
+  <w:num w:numId="1008">
+    <w:abstractNumId w:val="991"/>
+  </w:num>
+  <w:num w:numId="1009">
+    <w:abstractNumId w:val="991"/>
+  </w:num>
+  <w:num w:numId="1010">
     <w:abstractNumId w:val="991"/>
   </w:num>
 </w:numbering>

--- a/downloads/teacher/04 Units/Unit 07 - Capstone - Launch Career Readiness and FACS Shark Tank/Lesson 07.12 - Year Reflection and Portfolio.docx
+++ b/downloads/teacher/04 Units/Unit 07 - Capstone - Launch Career Readiness and FACS Shark Tank/Lesson 07.12 - Year Reflection and Portfolio.docx
@@ -402,15 +402,6 @@
       <w:r>
         <w:t xml:space="preserve">One two-pocket folder or a large envelope per student, labeled with their name.</w:t>
       </w:r>
-      <w:r>
-        <w:t xml:space="preserve"> </w:t>
-      </w:r>
-      <w:r>
-        <w:rPr>
-          <w:rStyle w:val="TeacherNote"/>
-        </w:rPr>
-        <w:t xml:space="preserve">[Sal: about 25 cents each, or the school’s own folders. This is the one thing from the whole year that leaves the building in a student’s hand, so buy the ones that survive a backpack.]</w:t>
-      </w:r>
     </w:p>
     <w:p>
       <w:pPr>
@@ -464,15 +455,6 @@
       </w:pPr>
       <w:r>
         <w:t xml:space="preserve">The sewn item from Unit 5, or a photograph of it if it went home.</w:t>
-      </w:r>
-      <w:r>
-        <w:t xml:space="preserve"> </w:t>
-      </w:r>
-      <w:r>
-        <w:rPr>
-          <w:rStyle w:val="TeacherNote"/>
-        </w:rPr>
-        <w:t xml:space="preserve">[Sal: take the photographs during Unit 5, not now. A student whose item went home in April has nothing to put in the folder in June unless there is a picture.]</w:t>
       </w:r>
     </w:p>
     <w:p>
@@ -1406,9 +1388,9 @@
       <w:pPr>
         <w:pStyle w:val="Heading2"/>
       </w:pPr>
-      <w:bookmarkStart w:id="33" w:name="what-sal-should-do-with-the-portfolios"/>
-      <w:r>
-        <w:t xml:space="preserve">What Sal should do with the portfolios</w:t>
+      <w:bookmarkStart w:id="33" w:name="what-to-do-with-the-portfolios"/>
+      <w:r>
+        <w:t xml:space="preserve">What to do with the portfolios</w:t>
       </w:r>
       <w:bookmarkEnd w:id="33"/>
     </w:p>
@@ -1452,15 +1434,6 @@
       </w:r>
       <w:r>
         <w:t xml:space="preserve">the resume, the year reflection, and the portfolio checklist with the twelve proof lines. Those three pages are the program’s evidence, they take about four minutes a class to photograph with a phone against a wall, and they are what you show a principal, a department review, or an accreditation visit.</w:t>
-      </w:r>
-      <w:r>
-        <w:t xml:space="preserve"> </w:t>
-      </w:r>
-      <w:r>
-        <w:rPr>
-          <w:rStyle w:val="TeacherNote"/>
-        </w:rPr>
-        <w:t xml:space="preserve">[Sal: name where these live. A folder per year on your own drive, not the school’s, so you keep it when you move.]</w:t>
       </w:r>
     </w:p>
     <w:p>
@@ -1707,7 +1680,7 @@
         <w:pStyle w:val="Compact"/>
       </w:pPr>
       <w:r>
-        <w:t xml:space="preserve">Grade 6 support: eight checklist items instead of twelve (the resume, the three-part answer, the pitch materials, and one artifact from four units of their choosing) and two reflection prompts, 1 and 4. Grade 6 proof lines may be a phrase rather than a sentence.</w:t>
+        <w:t xml:space="preserve">Grade 6 support: eight checklist items instead of twelve (the resume, the three-part answer, the pitch materials, the numbers page, and one artifact from four units of their choosing) and two reflection prompts, 1 and 4. Grade 6 proof lines may be a phrase rather than a sentence.</w:t>
       </w:r>
     </w:p>
     <w:p>
@@ -2111,15 +2084,6 @@
       <w:r>
         <w:t xml:space="preserve">.</w:t>
       </w:r>
-      <w:r>
-        <w:t xml:space="preserve"> </w:t>
-      </w:r>
-      <w:r>
-        <w:rPr>
-          <w:rStyle w:val="TeacherNote"/>
-        </w:rPr>
-        <w:t xml:space="preserve">[Sal: confirm against the NYSED PDFs.]</w:t>
-      </w:r>
     </w:p>
     <w:p>
       <w:pPr>
@@ -2142,7 +2106,7 @@
         <w:pStyle w:val="Compact"/>
       </w:pPr>
       <w:r>
-        <w:t xml:space="preserve">Sal’s own materials: the Career Readiness portfolio is the summative assessment named in his own FNES 538 interview lesson, where the revised</w:t>
+        <w:t xml:space="preserve">My own materials: the Career Readiness portfolio is the summative assessment named in my own interview lesson, where the revised</w:t>
       </w:r>
       <w:r>
         <w:t xml:space="preserve"> </w:t>
@@ -2390,36 +2354,6 @@
       </w:pPr>
       <w:r>
         <w:t xml:space="preserve">The folder goes home. Say it four times during the period. Students assume everything gets collected, and the fact that this one does not is the point of it.</w:t>
-      </w:r>
-    </w:p>
-    <w:p>
-      <w:pPr>
-        <w:numPr>
-          <w:ilvl w:val="0"/>
-          <w:numId w:val="1010"/>
-        </w:numPr>
-        <w:pStyle w:val="Compact"/>
-      </w:pPr>
-      <w:r>
-        <w:rPr>
-          <w:rStyle w:val="TeacherNote"/>
-        </w:rPr>
-        <w:t xml:space="preserve">[Sal: the three-page photocopy (resume, reflection, checklist) is the evidence you will want when a principal asks what the capstone produced. It takes four minutes per class with a phone. Do it on day 180 while students are writing the reflection, not later, because later does not happen in June.]</w:t>
-      </w:r>
-    </w:p>
-    <w:p>
-      <w:pPr>
-        <w:numPr>
-          <w:ilvl w:val="0"/>
-          <w:numId w:val="1010"/>
-        </w:numPr>
-        <w:pStyle w:val="Compact"/>
-      </w:pPr>
-      <w:r>
-        <w:rPr>
-          <w:rStyle w:val="TeacherNote"/>
-        </w:rPr>
-        <w:t xml:space="preserve">[Sal: you said this unit is the one that shows a school what is different about you. The artifact that makes that argument is not the pitch day, it is this folder. If you can hand a principal one student’s portfolio checklist with twelve proof lines on it, the conversation about what you teach is over in thirty seconds.]</w:t>
       </w:r>
     </w:p>
     <w:sectPr>
